--- a/reports/Algoritmik_Finans_Arastirma_Platformu_TUBITAK_BIST_Teknik_Rapor_TR.docx
+++ b/reports/Algoritmik_Finans_Arastirma_Platformu_TUBITAK_BIST_Teknik_Rapor_TR.docx
@@ -228,9 +228,9 @@
         <w:tblLook w:firstColumn="1" w:firstRow="1" w:lastColumn="0" w:lastRow="0" w:noHBand="0" w:noVBand="1" w:val="04A0"/>
       </w:tblPr>
       <w:tblGrid>
-        <w:gridCol w:w="3264"/>
-        <w:gridCol w:w="3264"/>
-        <w:gridCol w:w="3264"/>
+        <w:gridCol w:w="1584"/>
+        <w:gridCol w:w="3672"/>
+        <w:gridCol w:w="4248"/>
       </w:tblGrid>
       <w:tr>
         <w:trPr>
@@ -339,7 +339,7 @@
       <w:tr>
         <w:tc>
           <w:tcPr>
-            <w:tcW w:type="dxa" w:w="3264"/>
+            <w:tcW w:type="dxa" w:w="1584"/>
             <w:vAlign w:val="center"/>
             <w:tcMar>
               <w:top w:w="90" w:type="dxa"/>
@@ -372,7 +372,7 @@
         </w:tc>
         <w:tc>
           <w:tcPr>
-            <w:tcW w:type="dxa" w:w="3264"/>
+            <w:tcW w:type="dxa" w:w="3672"/>
             <w:vAlign w:val="center"/>
             <w:tcMar>
               <w:top w:w="90" w:type="dxa"/>
@@ -405,7 +405,7 @@
         </w:tc>
         <w:tc>
           <w:tcPr>
-            <w:tcW w:type="dxa" w:w="3264"/>
+            <w:tcW w:type="dxa" w:w="4248"/>
             <w:vAlign w:val="center"/>
             <w:tcMar>
               <w:top w:w="90" w:type="dxa"/>
@@ -440,7 +440,7 @@
       <w:tr>
         <w:tc>
           <w:tcPr>
-            <w:tcW w:type="dxa" w:w="3264"/>
+            <w:tcW w:type="dxa" w:w="1584"/>
             <w:vAlign w:val="center"/>
             <w:tcMar>
               <w:top w:w="90" w:type="dxa"/>
@@ -473,7 +473,7 @@
         </w:tc>
         <w:tc>
           <w:tcPr>
-            <w:tcW w:type="dxa" w:w="3264"/>
+            <w:tcW w:type="dxa" w:w="3672"/>
             <w:vAlign w:val="center"/>
             <w:tcMar>
               <w:top w:w="90" w:type="dxa"/>
@@ -506,7 +506,7 @@
         </w:tc>
         <w:tc>
           <w:tcPr>
-            <w:tcW w:type="dxa" w:w="3264"/>
+            <w:tcW w:type="dxa" w:w="4248"/>
             <w:vAlign w:val="center"/>
             <w:tcMar>
               <w:top w:w="90" w:type="dxa"/>
@@ -541,7 +541,7 @@
       <w:tr>
         <w:tc>
           <w:tcPr>
-            <w:tcW w:type="dxa" w:w="3264"/>
+            <w:tcW w:type="dxa" w:w="1584"/>
             <w:vAlign w:val="center"/>
             <w:tcMar>
               <w:top w:w="90" w:type="dxa"/>
@@ -574,7 +574,7 @@
         </w:tc>
         <w:tc>
           <w:tcPr>
-            <w:tcW w:type="dxa" w:w="3264"/>
+            <w:tcW w:type="dxa" w:w="3672"/>
             <w:vAlign w:val="center"/>
             <w:tcMar>
               <w:top w:w="90" w:type="dxa"/>
@@ -607,7 +607,7 @@
         </w:tc>
         <w:tc>
           <w:tcPr>
-            <w:tcW w:type="dxa" w:w="3264"/>
+            <w:tcW w:type="dxa" w:w="4248"/>
             <w:vAlign w:val="center"/>
             <w:tcMar>
               <w:top w:w="90" w:type="dxa"/>
@@ -642,7 +642,7 @@
       <w:tr>
         <w:tc>
           <w:tcPr>
-            <w:tcW w:type="dxa" w:w="3264"/>
+            <w:tcW w:type="dxa" w:w="1584"/>
             <w:vAlign w:val="center"/>
             <w:tcMar>
               <w:top w:w="90" w:type="dxa"/>
@@ -675,7 +675,7 @@
         </w:tc>
         <w:tc>
           <w:tcPr>
-            <w:tcW w:type="dxa" w:w="3264"/>
+            <w:tcW w:type="dxa" w:w="3672"/>
             <w:vAlign w:val="center"/>
             <w:tcMar>
               <w:top w:w="90" w:type="dxa"/>
@@ -708,7 +708,7 @@
         </w:tc>
         <w:tc>
           <w:tcPr>
-            <w:tcW w:type="dxa" w:w="3264"/>
+            <w:tcW w:type="dxa" w:w="4248"/>
             <w:vAlign w:val="center"/>
             <w:tcMar>
               <w:top w:w="90" w:type="dxa"/>
@@ -765,13 +765,14 @@
     </w:p>
     <w:p>
       <w:pPr>
+        <w:keepNext/>
         <w:keepLines/>
         <w:jc w:val="center"/>
       </w:pPr>
       <w:r>
         <w:drawing>
           <wp:inline xmlns:a="http://schemas.openxmlformats.org/drawingml/2006/main" xmlns:pic="http://schemas.openxmlformats.org/drawingml/2006/picture">
-            <wp:extent cx="5349240" cy="5828487"/>
+            <wp:extent cx="4937760" cy="5380142"/>
             <wp:docPr id="1" name="Picture 1"/>
             <wp:cNvGraphicFramePr>
               <a:graphicFrameLocks noChangeAspect="1"/>
@@ -792,7 +793,7 @@
                   <pic:spPr>
                     <a:xfrm>
                       <a:off x="0" y="0"/>
-                      <a:ext cx="5349240" cy="5828487"/>
+                      <a:ext cx="4937760" cy="5380142"/>
                     </a:xfrm>
                     <a:prstGeom prst="rect"/>
                   </pic:spPr>
@@ -851,13 +852,14 @@
     </w:p>
     <w:p>
       <w:pPr>
+        <w:keepNext/>
         <w:keepLines/>
         <w:jc w:val="center"/>
       </w:pPr>
       <w:r>
         <w:drawing>
           <wp:inline xmlns:a="http://schemas.openxmlformats.org/drawingml/2006/main" xmlns:pic="http://schemas.openxmlformats.org/drawingml/2006/picture">
-            <wp:extent cx="4572000" cy="5511352"/>
+            <wp:extent cx="4297680" cy="5180670"/>
             <wp:docPr id="2" name="Picture 2"/>
             <wp:cNvGraphicFramePr>
               <a:graphicFrameLocks noChangeAspect="1"/>
@@ -878,7 +880,7 @@
                   <pic:spPr>
                     <a:xfrm>
                       <a:off x="0" y="0"/>
-                      <a:ext cx="4572000" cy="5511352"/>
+                      <a:ext cx="4297680" cy="5180670"/>
                     </a:xfrm>
                     <a:prstGeom prst="rect"/>
                   </pic:spPr>
@@ -929,13 +931,14 @@
     </w:p>
     <w:p>
       <w:pPr>
+        <w:keepNext/>
         <w:keepLines/>
         <w:jc w:val="center"/>
       </w:pPr>
       <w:r>
         <w:drawing>
           <wp:inline xmlns:a="http://schemas.openxmlformats.org/drawingml/2006/main" xmlns:pic="http://schemas.openxmlformats.org/drawingml/2006/picture">
-            <wp:extent cx="5303520" cy="3355085"/>
+            <wp:extent cx="5029200" cy="3181546"/>
             <wp:docPr id="3" name="Picture 3"/>
             <wp:cNvGraphicFramePr>
               <a:graphicFrameLocks noChangeAspect="1"/>
@@ -956,7 +959,7 @@
                   <pic:spPr>
                     <a:xfrm>
                       <a:off x="0" y="0"/>
-                      <a:ext cx="5303520" cy="3355085"/>
+                      <a:ext cx="5029200" cy="3181546"/>
                     </a:xfrm>
                     <a:prstGeom prst="rect"/>
                   </pic:spPr>
@@ -1053,9 +1056,9 @@
         <w:tblLook w:firstColumn="1" w:firstRow="1" w:lastColumn="0" w:lastRow="0" w:noHBand="0" w:noVBand="1" w:val="04A0"/>
       </w:tblPr>
       <w:tblGrid>
-        <w:gridCol w:w="3264"/>
-        <w:gridCol w:w="3264"/>
-        <w:gridCol w:w="3264"/>
+        <w:gridCol w:w="1800"/>
+        <w:gridCol w:w="3240"/>
+        <w:gridCol w:w="4464"/>
       </w:tblGrid>
       <w:tr>
         <w:trPr>
@@ -1164,7 +1167,7 @@
       <w:tr>
         <w:tc>
           <w:tcPr>
-            <w:tcW w:type="dxa" w:w="3264"/>
+            <w:tcW w:type="dxa" w:w="1800"/>
             <w:vAlign w:val="center"/>
             <w:tcMar>
               <w:top w:w="90" w:type="dxa"/>
@@ -1197,7 +1200,7 @@
         </w:tc>
         <w:tc>
           <w:tcPr>
-            <w:tcW w:type="dxa" w:w="3264"/>
+            <w:tcW w:type="dxa" w:w="3240"/>
             <w:vAlign w:val="center"/>
             <w:tcMar>
               <w:top w:w="90" w:type="dxa"/>
@@ -1230,7 +1233,7 @@
         </w:tc>
         <w:tc>
           <w:tcPr>
-            <w:tcW w:type="dxa" w:w="3264"/>
+            <w:tcW w:type="dxa" w:w="4464"/>
             <w:vAlign w:val="center"/>
             <w:tcMar>
               <w:top w:w="90" w:type="dxa"/>
@@ -1265,7 +1268,7 @@
       <w:tr>
         <w:tc>
           <w:tcPr>
-            <w:tcW w:type="dxa" w:w="3264"/>
+            <w:tcW w:type="dxa" w:w="1800"/>
             <w:vAlign w:val="center"/>
             <w:tcMar>
               <w:top w:w="90" w:type="dxa"/>
@@ -1298,7 +1301,7 @@
         </w:tc>
         <w:tc>
           <w:tcPr>
-            <w:tcW w:type="dxa" w:w="3264"/>
+            <w:tcW w:type="dxa" w:w="3240"/>
             <w:vAlign w:val="center"/>
             <w:tcMar>
               <w:top w:w="90" w:type="dxa"/>
@@ -1331,7 +1334,7 @@
         </w:tc>
         <w:tc>
           <w:tcPr>
-            <w:tcW w:type="dxa" w:w="3264"/>
+            <w:tcW w:type="dxa" w:w="4464"/>
             <w:vAlign w:val="center"/>
             <w:tcMar>
               <w:top w:w="90" w:type="dxa"/>
@@ -1366,7 +1369,7 @@
       <w:tr>
         <w:tc>
           <w:tcPr>
-            <w:tcW w:type="dxa" w:w="3264"/>
+            <w:tcW w:type="dxa" w:w="1800"/>
             <w:vAlign w:val="center"/>
             <w:tcMar>
               <w:top w:w="90" w:type="dxa"/>
@@ -1399,7 +1402,7 @@
         </w:tc>
         <w:tc>
           <w:tcPr>
-            <w:tcW w:type="dxa" w:w="3264"/>
+            <w:tcW w:type="dxa" w:w="3240"/>
             <w:vAlign w:val="center"/>
             <w:tcMar>
               <w:top w:w="90" w:type="dxa"/>
@@ -1432,7 +1435,7 @@
         </w:tc>
         <w:tc>
           <w:tcPr>
-            <w:tcW w:type="dxa" w:w="3264"/>
+            <w:tcW w:type="dxa" w:w="4464"/>
             <w:vAlign w:val="center"/>
             <w:tcMar>
               <w:top w:w="90" w:type="dxa"/>
@@ -1467,7 +1470,7 @@
       <w:tr>
         <w:tc>
           <w:tcPr>
-            <w:tcW w:type="dxa" w:w="3264"/>
+            <w:tcW w:type="dxa" w:w="1800"/>
             <w:vAlign w:val="center"/>
             <w:tcMar>
               <w:top w:w="90" w:type="dxa"/>
@@ -1500,7 +1503,7 @@
         </w:tc>
         <w:tc>
           <w:tcPr>
-            <w:tcW w:type="dxa" w:w="3264"/>
+            <w:tcW w:type="dxa" w:w="3240"/>
             <w:vAlign w:val="center"/>
             <w:tcMar>
               <w:top w:w="90" w:type="dxa"/>
@@ -1533,7 +1536,7 @@
         </w:tc>
         <w:tc>
           <w:tcPr>
-            <w:tcW w:type="dxa" w:w="3264"/>
+            <w:tcW w:type="dxa" w:w="4464"/>
             <w:vAlign w:val="center"/>
             <w:tcMar>
               <w:top w:w="90" w:type="dxa"/>
@@ -1598,6 +1601,7 @@
     </w:p>
     <w:p>
       <w:pPr>
+        <w:keepNext/>
         <w:keepLines/>
         <w:jc w:val="center"/>
       </w:pPr>
@@ -1666,9 +1670,9 @@
         <w:tblLook w:firstColumn="1" w:firstRow="1" w:lastColumn="0" w:lastRow="0" w:noHBand="0" w:noVBand="1" w:val="04A0"/>
       </w:tblPr>
       <w:tblGrid>
-        <w:gridCol w:w="3264"/>
-        <w:gridCol w:w="3264"/>
-        <w:gridCol w:w="3264"/>
+        <w:gridCol w:w="1728"/>
+        <w:gridCol w:w="4752"/>
+        <w:gridCol w:w="3024"/>
       </w:tblGrid>
       <w:tr>
         <w:trPr>
@@ -1777,7 +1781,7 @@
       <w:tr>
         <w:tc>
           <w:tcPr>
-            <w:tcW w:type="dxa" w:w="3264"/>
+            <w:tcW w:type="dxa" w:w="1728"/>
             <w:vAlign w:val="center"/>
             <w:tcMar>
               <w:top w:w="90" w:type="dxa"/>
@@ -1810,7 +1814,7 @@
         </w:tc>
         <w:tc>
           <w:tcPr>
-            <w:tcW w:type="dxa" w:w="3264"/>
+            <w:tcW w:type="dxa" w:w="4752"/>
             <w:vAlign w:val="center"/>
             <w:tcMar>
               <w:top w:w="90" w:type="dxa"/>
@@ -1843,7 +1847,7 @@
         </w:tc>
         <w:tc>
           <w:tcPr>
-            <w:tcW w:type="dxa" w:w="3264"/>
+            <w:tcW w:type="dxa" w:w="3024"/>
             <w:vAlign w:val="center"/>
             <w:tcMar>
               <w:top w:w="90" w:type="dxa"/>
@@ -1878,7 +1882,7 @@
       <w:tr>
         <w:tc>
           <w:tcPr>
-            <w:tcW w:type="dxa" w:w="3264"/>
+            <w:tcW w:type="dxa" w:w="1728"/>
             <w:vAlign w:val="center"/>
             <w:tcMar>
               <w:top w:w="90" w:type="dxa"/>
@@ -1911,7 +1915,7 @@
         </w:tc>
         <w:tc>
           <w:tcPr>
-            <w:tcW w:type="dxa" w:w="3264"/>
+            <w:tcW w:type="dxa" w:w="4752"/>
             <w:vAlign w:val="center"/>
             <w:tcMar>
               <w:top w:w="90" w:type="dxa"/>
@@ -1944,7 +1948,7 @@
         </w:tc>
         <w:tc>
           <w:tcPr>
-            <w:tcW w:type="dxa" w:w="3264"/>
+            <w:tcW w:type="dxa" w:w="3024"/>
             <w:vAlign w:val="center"/>
             <w:tcMar>
               <w:top w:w="90" w:type="dxa"/>
@@ -1979,7 +1983,7 @@
       <w:tr>
         <w:tc>
           <w:tcPr>
-            <w:tcW w:type="dxa" w:w="3264"/>
+            <w:tcW w:type="dxa" w:w="1728"/>
             <w:vAlign w:val="center"/>
             <w:tcMar>
               <w:top w:w="90" w:type="dxa"/>
@@ -2012,7 +2016,7 @@
         </w:tc>
         <w:tc>
           <w:tcPr>
-            <w:tcW w:type="dxa" w:w="3264"/>
+            <w:tcW w:type="dxa" w:w="4752"/>
             <w:vAlign w:val="center"/>
             <w:tcMar>
               <w:top w:w="90" w:type="dxa"/>
@@ -2045,7 +2049,7 @@
         </w:tc>
         <w:tc>
           <w:tcPr>
-            <w:tcW w:type="dxa" w:w="3264"/>
+            <w:tcW w:type="dxa" w:w="3024"/>
             <w:vAlign w:val="center"/>
             <w:tcMar>
               <w:top w:w="90" w:type="dxa"/>
@@ -2080,7 +2084,7 @@
       <w:tr>
         <w:tc>
           <w:tcPr>
-            <w:tcW w:type="dxa" w:w="3264"/>
+            <w:tcW w:type="dxa" w:w="1728"/>
             <w:vAlign w:val="center"/>
             <w:tcMar>
               <w:top w:w="90" w:type="dxa"/>
@@ -2113,7 +2117,7 @@
         </w:tc>
         <w:tc>
           <w:tcPr>
-            <w:tcW w:type="dxa" w:w="3264"/>
+            <w:tcW w:type="dxa" w:w="4752"/>
             <w:vAlign w:val="center"/>
             <w:tcMar>
               <w:top w:w="90" w:type="dxa"/>
@@ -2146,7 +2150,7 @@
         </w:tc>
         <w:tc>
           <w:tcPr>
-            <w:tcW w:type="dxa" w:w="3264"/>
+            <w:tcW w:type="dxa" w:w="3024"/>
             <w:vAlign w:val="center"/>
             <w:tcMar>
               <w:top w:w="90" w:type="dxa"/>
@@ -2181,7 +2185,7 @@
       <w:tr>
         <w:tc>
           <w:tcPr>
-            <w:tcW w:type="dxa" w:w="3264"/>
+            <w:tcW w:type="dxa" w:w="1728"/>
             <w:vAlign w:val="center"/>
             <w:tcMar>
               <w:top w:w="90" w:type="dxa"/>
@@ -2214,7 +2218,7 @@
         </w:tc>
         <w:tc>
           <w:tcPr>
-            <w:tcW w:type="dxa" w:w="3264"/>
+            <w:tcW w:type="dxa" w:w="4752"/>
             <w:vAlign w:val="center"/>
             <w:tcMar>
               <w:top w:w="90" w:type="dxa"/>
@@ -2247,7 +2251,7 @@
         </w:tc>
         <w:tc>
           <w:tcPr>
-            <w:tcW w:type="dxa" w:w="3264"/>
+            <w:tcW w:type="dxa" w:w="3024"/>
             <w:vAlign w:val="center"/>
             <w:tcMar>
               <w:top w:w="90" w:type="dxa"/>
@@ -2282,7 +2286,7 @@
       <w:tr>
         <w:tc>
           <w:tcPr>
-            <w:tcW w:type="dxa" w:w="3264"/>
+            <w:tcW w:type="dxa" w:w="1728"/>
             <w:vAlign w:val="center"/>
             <w:tcMar>
               <w:top w:w="90" w:type="dxa"/>
@@ -2315,7 +2319,7 @@
         </w:tc>
         <w:tc>
           <w:tcPr>
-            <w:tcW w:type="dxa" w:w="3264"/>
+            <w:tcW w:type="dxa" w:w="4752"/>
             <w:vAlign w:val="center"/>
             <w:tcMar>
               <w:top w:w="90" w:type="dxa"/>
@@ -2348,7 +2352,7 @@
         </w:tc>
         <w:tc>
           <w:tcPr>
-            <w:tcW w:type="dxa" w:w="3264"/>
+            <w:tcW w:type="dxa" w:w="3024"/>
             <w:vAlign w:val="center"/>
             <w:tcMar>
               <w:top w:w="90" w:type="dxa"/>
@@ -2459,9 +2463,9 @@
         <w:tblLook w:firstColumn="1" w:firstRow="1" w:lastColumn="0" w:lastRow="0" w:noHBand="0" w:noVBand="1" w:val="04A0"/>
       </w:tblPr>
       <w:tblGrid>
-        <w:gridCol w:w="3264"/>
-        <w:gridCol w:w="3264"/>
-        <w:gridCol w:w="3264"/>
+        <w:gridCol w:w="1584"/>
+        <w:gridCol w:w="4320"/>
+        <w:gridCol w:w="3600"/>
       </w:tblGrid>
       <w:tr>
         <w:trPr>
@@ -2570,7 +2574,7 @@
       <w:tr>
         <w:tc>
           <w:tcPr>
-            <w:tcW w:type="dxa" w:w="3264"/>
+            <w:tcW w:type="dxa" w:w="1584"/>
             <w:vAlign w:val="center"/>
             <w:tcMar>
               <w:top w:w="90" w:type="dxa"/>
@@ -2603,7 +2607,7 @@
         </w:tc>
         <w:tc>
           <w:tcPr>
-            <w:tcW w:type="dxa" w:w="3264"/>
+            <w:tcW w:type="dxa" w:w="4320"/>
             <w:vAlign w:val="center"/>
             <w:tcMar>
               <w:top w:w="90" w:type="dxa"/>
@@ -2636,7 +2640,7 @@
         </w:tc>
         <w:tc>
           <w:tcPr>
-            <w:tcW w:type="dxa" w:w="3264"/>
+            <w:tcW w:type="dxa" w:w="3600"/>
             <w:vAlign w:val="center"/>
             <w:tcMar>
               <w:top w:w="90" w:type="dxa"/>
@@ -2671,7 +2675,7 @@
       <w:tr>
         <w:tc>
           <w:tcPr>
-            <w:tcW w:type="dxa" w:w="3264"/>
+            <w:tcW w:type="dxa" w:w="1584"/>
             <w:vAlign w:val="center"/>
             <w:tcMar>
               <w:top w:w="90" w:type="dxa"/>
@@ -2704,7 +2708,7 @@
         </w:tc>
         <w:tc>
           <w:tcPr>
-            <w:tcW w:type="dxa" w:w="3264"/>
+            <w:tcW w:type="dxa" w:w="4320"/>
             <w:vAlign w:val="center"/>
             <w:tcMar>
               <w:top w:w="90" w:type="dxa"/>
@@ -2737,7 +2741,7 @@
         </w:tc>
         <w:tc>
           <w:tcPr>
-            <w:tcW w:type="dxa" w:w="3264"/>
+            <w:tcW w:type="dxa" w:w="3600"/>
             <w:vAlign w:val="center"/>
             <w:tcMar>
               <w:top w:w="90" w:type="dxa"/>
@@ -2772,7 +2776,7 @@
       <w:tr>
         <w:tc>
           <w:tcPr>
-            <w:tcW w:type="dxa" w:w="3264"/>
+            <w:tcW w:type="dxa" w:w="1584"/>
             <w:vAlign w:val="center"/>
             <w:tcMar>
               <w:top w:w="90" w:type="dxa"/>
@@ -2805,7 +2809,7 @@
         </w:tc>
         <w:tc>
           <w:tcPr>
-            <w:tcW w:type="dxa" w:w="3264"/>
+            <w:tcW w:type="dxa" w:w="4320"/>
             <w:vAlign w:val="center"/>
             <w:tcMar>
               <w:top w:w="90" w:type="dxa"/>
@@ -2838,7 +2842,7 @@
         </w:tc>
         <w:tc>
           <w:tcPr>
-            <w:tcW w:type="dxa" w:w="3264"/>
+            <w:tcW w:type="dxa" w:w="3600"/>
             <w:vAlign w:val="center"/>
             <w:tcMar>
               <w:top w:w="90" w:type="dxa"/>
@@ -2873,7 +2877,7 @@
       <w:tr>
         <w:tc>
           <w:tcPr>
-            <w:tcW w:type="dxa" w:w="3264"/>
+            <w:tcW w:type="dxa" w:w="1584"/>
             <w:vAlign w:val="center"/>
             <w:tcMar>
               <w:top w:w="90" w:type="dxa"/>
@@ -2906,7 +2910,7 @@
         </w:tc>
         <w:tc>
           <w:tcPr>
-            <w:tcW w:type="dxa" w:w="3264"/>
+            <w:tcW w:type="dxa" w:w="4320"/>
             <w:vAlign w:val="center"/>
             <w:tcMar>
               <w:top w:w="90" w:type="dxa"/>
@@ -2939,7 +2943,7 @@
         </w:tc>
         <w:tc>
           <w:tcPr>
-            <w:tcW w:type="dxa" w:w="3264"/>
+            <w:tcW w:type="dxa" w:w="3600"/>
             <w:vAlign w:val="center"/>
             <w:tcMar>
               <w:top w:w="90" w:type="dxa"/>
@@ -2974,7 +2978,7 @@
       <w:tr>
         <w:tc>
           <w:tcPr>
-            <w:tcW w:type="dxa" w:w="3264"/>
+            <w:tcW w:type="dxa" w:w="1584"/>
             <w:vAlign w:val="center"/>
             <w:tcMar>
               <w:top w:w="90" w:type="dxa"/>
@@ -3007,7 +3011,7 @@
         </w:tc>
         <w:tc>
           <w:tcPr>
-            <w:tcW w:type="dxa" w:w="3264"/>
+            <w:tcW w:type="dxa" w:w="4320"/>
             <w:vAlign w:val="center"/>
             <w:tcMar>
               <w:top w:w="90" w:type="dxa"/>
@@ -3040,7 +3044,7 @@
         </w:tc>
         <w:tc>
           <w:tcPr>
-            <w:tcW w:type="dxa" w:w="3264"/>
+            <w:tcW w:type="dxa" w:w="3600"/>
             <w:vAlign w:val="center"/>
             <w:tcMar>
               <w:top w:w="90" w:type="dxa"/>
@@ -3127,9 +3131,9 @@
         <w:tblLook w:firstColumn="1" w:firstRow="1" w:lastColumn="0" w:lastRow="0" w:noHBand="0" w:noVBand="1" w:val="04A0"/>
       </w:tblPr>
       <w:tblGrid>
-        <w:gridCol w:w="3264"/>
-        <w:gridCol w:w="3264"/>
-        <w:gridCol w:w="3264"/>
+        <w:gridCol w:w="2160"/>
+        <w:gridCol w:w="3744"/>
+        <w:gridCol w:w="3600"/>
       </w:tblGrid>
       <w:tr>
         <w:trPr>
@@ -3238,7 +3242,7 @@
       <w:tr>
         <w:tc>
           <w:tcPr>
-            <w:tcW w:type="dxa" w:w="3264"/>
+            <w:tcW w:type="dxa" w:w="2160"/>
             <w:vAlign w:val="center"/>
             <w:tcMar>
               <w:top w:w="90" w:type="dxa"/>
@@ -3271,7 +3275,7 @@
         </w:tc>
         <w:tc>
           <w:tcPr>
-            <w:tcW w:type="dxa" w:w="3264"/>
+            <w:tcW w:type="dxa" w:w="3744"/>
             <w:vAlign w:val="center"/>
             <w:tcMar>
               <w:top w:w="90" w:type="dxa"/>
@@ -3304,7 +3308,7 @@
         </w:tc>
         <w:tc>
           <w:tcPr>
-            <w:tcW w:type="dxa" w:w="3264"/>
+            <w:tcW w:type="dxa" w:w="3600"/>
             <w:vAlign w:val="center"/>
             <w:tcMar>
               <w:top w:w="90" w:type="dxa"/>
@@ -3339,7 +3343,7 @@
       <w:tr>
         <w:tc>
           <w:tcPr>
-            <w:tcW w:type="dxa" w:w="3264"/>
+            <w:tcW w:type="dxa" w:w="2160"/>
             <w:vAlign w:val="center"/>
             <w:tcMar>
               <w:top w:w="90" w:type="dxa"/>
@@ -3372,7 +3376,7 @@
         </w:tc>
         <w:tc>
           <w:tcPr>
-            <w:tcW w:type="dxa" w:w="3264"/>
+            <w:tcW w:type="dxa" w:w="3744"/>
             <w:vAlign w:val="center"/>
             <w:tcMar>
               <w:top w:w="90" w:type="dxa"/>
@@ -3405,7 +3409,7 @@
         </w:tc>
         <w:tc>
           <w:tcPr>
-            <w:tcW w:type="dxa" w:w="3264"/>
+            <w:tcW w:type="dxa" w:w="3600"/>
             <w:vAlign w:val="center"/>
             <w:tcMar>
               <w:top w:w="90" w:type="dxa"/>
@@ -3440,7 +3444,7 @@
       <w:tr>
         <w:tc>
           <w:tcPr>
-            <w:tcW w:type="dxa" w:w="3264"/>
+            <w:tcW w:type="dxa" w:w="2160"/>
             <w:vAlign w:val="center"/>
             <w:tcMar>
               <w:top w:w="90" w:type="dxa"/>
@@ -3473,7 +3477,7 @@
         </w:tc>
         <w:tc>
           <w:tcPr>
-            <w:tcW w:type="dxa" w:w="3264"/>
+            <w:tcW w:type="dxa" w:w="3744"/>
             <w:vAlign w:val="center"/>
             <w:tcMar>
               <w:top w:w="90" w:type="dxa"/>
@@ -3506,7 +3510,7 @@
         </w:tc>
         <w:tc>
           <w:tcPr>
-            <w:tcW w:type="dxa" w:w="3264"/>
+            <w:tcW w:type="dxa" w:w="3600"/>
             <w:vAlign w:val="center"/>
             <w:tcMar>
               <w:top w:w="90" w:type="dxa"/>
@@ -3541,7 +3545,7 @@
       <w:tr>
         <w:tc>
           <w:tcPr>
-            <w:tcW w:type="dxa" w:w="3264"/>
+            <w:tcW w:type="dxa" w:w="2160"/>
             <w:vAlign w:val="center"/>
             <w:tcMar>
               <w:top w:w="90" w:type="dxa"/>
@@ -3574,7 +3578,7 @@
         </w:tc>
         <w:tc>
           <w:tcPr>
-            <w:tcW w:type="dxa" w:w="3264"/>
+            <w:tcW w:type="dxa" w:w="3744"/>
             <w:vAlign w:val="center"/>
             <w:tcMar>
               <w:top w:w="90" w:type="dxa"/>
@@ -3607,7 +3611,7 @@
         </w:tc>
         <w:tc>
           <w:tcPr>
-            <w:tcW w:type="dxa" w:w="3264"/>
+            <w:tcW w:type="dxa" w:w="3600"/>
             <w:vAlign w:val="center"/>
             <w:tcMar>
               <w:top w:w="90" w:type="dxa"/>
@@ -3642,7 +3646,7 @@
       <w:tr>
         <w:tc>
           <w:tcPr>
-            <w:tcW w:type="dxa" w:w="3264"/>
+            <w:tcW w:type="dxa" w:w="2160"/>
             <w:vAlign w:val="center"/>
             <w:tcMar>
               <w:top w:w="90" w:type="dxa"/>
@@ -3675,7 +3679,7 @@
         </w:tc>
         <w:tc>
           <w:tcPr>
-            <w:tcW w:type="dxa" w:w="3264"/>
+            <w:tcW w:type="dxa" w:w="3744"/>
             <w:vAlign w:val="center"/>
             <w:tcMar>
               <w:top w:w="90" w:type="dxa"/>
@@ -3708,7 +3712,7 @@
         </w:tc>
         <w:tc>
           <w:tcPr>
-            <w:tcW w:type="dxa" w:w="3264"/>
+            <w:tcW w:type="dxa" w:w="3600"/>
             <w:vAlign w:val="center"/>
             <w:tcMar>
               <w:top w:w="90" w:type="dxa"/>
@@ -3829,6 +3833,7 @@
     </w:p>
     <w:p>
       <w:pPr>
+        <w:keepNext/>
         <w:keepLines/>
         <w:jc w:val="center"/>
       </w:pPr>
@@ -3931,6 +3936,7 @@
     </w:p>
     <w:p>
       <w:pPr>
+        <w:keepNext/>
         <w:keepLines/>
         <w:jc w:val="center"/>
       </w:pPr>
@@ -4007,9 +4013,9 @@
         <w:tblLook w:firstColumn="1" w:firstRow="1" w:lastColumn="0" w:lastRow="0" w:noHBand="0" w:noVBand="1" w:val="04A0"/>
       </w:tblPr>
       <w:tblGrid>
-        <w:gridCol w:w="3264"/>
-        <w:gridCol w:w="3264"/>
-        <w:gridCol w:w="3264"/>
+        <w:gridCol w:w="1944"/>
+        <w:gridCol w:w="3312"/>
+        <w:gridCol w:w="4248"/>
       </w:tblGrid>
       <w:tr>
         <w:trPr>
@@ -4118,7 +4124,7 @@
       <w:tr>
         <w:tc>
           <w:tcPr>
-            <w:tcW w:type="dxa" w:w="3264"/>
+            <w:tcW w:type="dxa" w:w="1944"/>
             <w:vAlign w:val="center"/>
             <w:tcMar>
               <w:top w:w="90" w:type="dxa"/>
@@ -4151,7 +4157,7 @@
         </w:tc>
         <w:tc>
           <w:tcPr>
-            <w:tcW w:type="dxa" w:w="3264"/>
+            <w:tcW w:type="dxa" w:w="3312"/>
             <w:vAlign w:val="center"/>
             <w:tcMar>
               <w:top w:w="90" w:type="dxa"/>
@@ -4184,7 +4190,7 @@
         </w:tc>
         <w:tc>
           <w:tcPr>
-            <w:tcW w:type="dxa" w:w="3264"/>
+            <w:tcW w:type="dxa" w:w="4248"/>
             <w:vAlign w:val="center"/>
             <w:tcMar>
               <w:top w:w="90" w:type="dxa"/>
@@ -4219,7 +4225,7 @@
       <w:tr>
         <w:tc>
           <w:tcPr>
-            <w:tcW w:type="dxa" w:w="3264"/>
+            <w:tcW w:type="dxa" w:w="1944"/>
             <w:vAlign w:val="center"/>
             <w:tcMar>
               <w:top w:w="90" w:type="dxa"/>
@@ -4252,7 +4258,7 @@
         </w:tc>
         <w:tc>
           <w:tcPr>
-            <w:tcW w:type="dxa" w:w="3264"/>
+            <w:tcW w:type="dxa" w:w="3312"/>
             <w:vAlign w:val="center"/>
             <w:tcMar>
               <w:top w:w="90" w:type="dxa"/>
@@ -4285,7 +4291,7 @@
         </w:tc>
         <w:tc>
           <w:tcPr>
-            <w:tcW w:type="dxa" w:w="3264"/>
+            <w:tcW w:type="dxa" w:w="4248"/>
             <w:vAlign w:val="center"/>
             <w:tcMar>
               <w:top w:w="90" w:type="dxa"/>
@@ -4320,7 +4326,7 @@
       <w:tr>
         <w:tc>
           <w:tcPr>
-            <w:tcW w:type="dxa" w:w="3264"/>
+            <w:tcW w:type="dxa" w:w="1944"/>
             <w:vAlign w:val="center"/>
             <w:tcMar>
               <w:top w:w="90" w:type="dxa"/>
@@ -4353,7 +4359,7 @@
         </w:tc>
         <w:tc>
           <w:tcPr>
-            <w:tcW w:type="dxa" w:w="3264"/>
+            <w:tcW w:type="dxa" w:w="3312"/>
             <w:vAlign w:val="center"/>
             <w:tcMar>
               <w:top w:w="90" w:type="dxa"/>
@@ -4386,7 +4392,7 @@
         </w:tc>
         <w:tc>
           <w:tcPr>
-            <w:tcW w:type="dxa" w:w="3264"/>
+            <w:tcW w:type="dxa" w:w="4248"/>
             <w:vAlign w:val="center"/>
             <w:tcMar>
               <w:top w:w="90" w:type="dxa"/>
@@ -4421,7 +4427,7 @@
       <w:tr>
         <w:tc>
           <w:tcPr>
-            <w:tcW w:type="dxa" w:w="3264"/>
+            <w:tcW w:type="dxa" w:w="1944"/>
             <w:vAlign w:val="center"/>
             <w:tcMar>
               <w:top w:w="90" w:type="dxa"/>
@@ -4454,7 +4460,7 @@
         </w:tc>
         <w:tc>
           <w:tcPr>
-            <w:tcW w:type="dxa" w:w="3264"/>
+            <w:tcW w:type="dxa" w:w="3312"/>
             <w:vAlign w:val="center"/>
             <w:tcMar>
               <w:top w:w="90" w:type="dxa"/>
@@ -4487,7 +4493,7 @@
         </w:tc>
         <w:tc>
           <w:tcPr>
-            <w:tcW w:type="dxa" w:w="3264"/>
+            <w:tcW w:type="dxa" w:w="4248"/>
             <w:vAlign w:val="center"/>
             <w:tcMar>
               <w:top w:w="90" w:type="dxa"/>
@@ -4522,7 +4528,7 @@
       <w:tr>
         <w:tc>
           <w:tcPr>
-            <w:tcW w:type="dxa" w:w="3264"/>
+            <w:tcW w:type="dxa" w:w="1944"/>
             <w:vAlign w:val="center"/>
             <w:tcMar>
               <w:top w:w="90" w:type="dxa"/>
@@ -4555,7 +4561,7 @@
         </w:tc>
         <w:tc>
           <w:tcPr>
-            <w:tcW w:type="dxa" w:w="3264"/>
+            <w:tcW w:type="dxa" w:w="3312"/>
             <w:vAlign w:val="center"/>
             <w:tcMar>
               <w:top w:w="90" w:type="dxa"/>
@@ -4588,7 +4594,7 @@
         </w:tc>
         <w:tc>
           <w:tcPr>
-            <w:tcW w:type="dxa" w:w="3264"/>
+            <w:tcW w:type="dxa" w:w="4248"/>
             <w:vAlign w:val="center"/>
             <w:tcMar>
               <w:top w:w="90" w:type="dxa"/>
@@ -4623,7 +4629,7 @@
       <w:tr>
         <w:tc>
           <w:tcPr>
-            <w:tcW w:type="dxa" w:w="3264"/>
+            <w:tcW w:type="dxa" w:w="1944"/>
             <w:vAlign w:val="center"/>
             <w:tcMar>
               <w:top w:w="90" w:type="dxa"/>
@@ -4656,7 +4662,7 @@
         </w:tc>
         <w:tc>
           <w:tcPr>
-            <w:tcW w:type="dxa" w:w="3264"/>
+            <w:tcW w:type="dxa" w:w="3312"/>
             <w:vAlign w:val="center"/>
             <w:tcMar>
               <w:top w:w="90" w:type="dxa"/>
@@ -4689,7 +4695,7 @@
         </w:tc>
         <w:tc>
           <w:tcPr>
-            <w:tcW w:type="dxa" w:w="3264"/>
+            <w:tcW w:type="dxa" w:w="4248"/>
             <w:vAlign w:val="center"/>
             <w:tcMar>
               <w:top w:w="90" w:type="dxa"/>
@@ -4768,9 +4774,9 @@
         <w:tblLook w:firstColumn="1" w:firstRow="1" w:lastColumn="0" w:lastRow="0" w:noHBand="0" w:noVBand="1" w:val="04A0"/>
       </w:tblPr>
       <w:tblGrid>
-        <w:gridCol w:w="3264"/>
-        <w:gridCol w:w="3264"/>
-        <w:gridCol w:w="3264"/>
+        <w:gridCol w:w="1512"/>
+        <w:gridCol w:w="4680"/>
+        <w:gridCol w:w="3312"/>
       </w:tblGrid>
       <w:tr>
         <w:trPr>
@@ -4879,7 +4885,7 @@
       <w:tr>
         <w:tc>
           <w:tcPr>
-            <w:tcW w:type="dxa" w:w="3264"/>
+            <w:tcW w:type="dxa" w:w="1512"/>
             <w:vAlign w:val="center"/>
             <w:tcMar>
               <w:top w:w="90" w:type="dxa"/>
@@ -4912,7 +4918,7 @@
         </w:tc>
         <w:tc>
           <w:tcPr>
-            <w:tcW w:type="dxa" w:w="3264"/>
+            <w:tcW w:type="dxa" w:w="4680"/>
             <w:vAlign w:val="center"/>
             <w:tcMar>
               <w:top w:w="90" w:type="dxa"/>
@@ -4945,7 +4951,7 @@
         </w:tc>
         <w:tc>
           <w:tcPr>
-            <w:tcW w:type="dxa" w:w="3264"/>
+            <w:tcW w:type="dxa" w:w="3312"/>
             <w:vAlign w:val="center"/>
             <w:tcMar>
               <w:top w:w="90" w:type="dxa"/>
@@ -4980,7 +4986,7 @@
       <w:tr>
         <w:tc>
           <w:tcPr>
-            <w:tcW w:type="dxa" w:w="3264"/>
+            <w:tcW w:type="dxa" w:w="1512"/>
             <w:vAlign w:val="center"/>
             <w:tcMar>
               <w:top w:w="90" w:type="dxa"/>
@@ -5013,7 +5019,7 @@
         </w:tc>
         <w:tc>
           <w:tcPr>
-            <w:tcW w:type="dxa" w:w="3264"/>
+            <w:tcW w:type="dxa" w:w="4680"/>
             <w:vAlign w:val="center"/>
             <w:tcMar>
               <w:top w:w="90" w:type="dxa"/>
@@ -5046,7 +5052,7 @@
         </w:tc>
         <w:tc>
           <w:tcPr>
-            <w:tcW w:type="dxa" w:w="3264"/>
+            <w:tcW w:type="dxa" w:w="3312"/>
             <w:vAlign w:val="center"/>
             <w:tcMar>
               <w:top w:w="90" w:type="dxa"/>
@@ -5081,7 +5087,7 @@
       <w:tr>
         <w:tc>
           <w:tcPr>
-            <w:tcW w:type="dxa" w:w="3264"/>
+            <w:tcW w:type="dxa" w:w="1512"/>
             <w:vAlign w:val="center"/>
             <w:tcMar>
               <w:top w:w="90" w:type="dxa"/>
@@ -5114,7 +5120,7 @@
         </w:tc>
         <w:tc>
           <w:tcPr>
-            <w:tcW w:type="dxa" w:w="3264"/>
+            <w:tcW w:type="dxa" w:w="4680"/>
             <w:vAlign w:val="center"/>
             <w:tcMar>
               <w:top w:w="90" w:type="dxa"/>
@@ -5147,7 +5153,7 @@
         </w:tc>
         <w:tc>
           <w:tcPr>
-            <w:tcW w:type="dxa" w:w="3264"/>
+            <w:tcW w:type="dxa" w:w="3312"/>
             <w:vAlign w:val="center"/>
             <w:tcMar>
               <w:top w:w="90" w:type="dxa"/>
@@ -5182,7 +5188,7 @@
       <w:tr>
         <w:tc>
           <w:tcPr>
-            <w:tcW w:type="dxa" w:w="3264"/>
+            <w:tcW w:type="dxa" w:w="1512"/>
             <w:vAlign w:val="center"/>
             <w:tcMar>
               <w:top w:w="90" w:type="dxa"/>
@@ -5215,7 +5221,7 @@
         </w:tc>
         <w:tc>
           <w:tcPr>
-            <w:tcW w:type="dxa" w:w="3264"/>
+            <w:tcW w:type="dxa" w:w="4680"/>
             <w:vAlign w:val="center"/>
             <w:tcMar>
               <w:top w:w="90" w:type="dxa"/>
@@ -5248,7 +5254,7 @@
         </w:tc>
         <w:tc>
           <w:tcPr>
-            <w:tcW w:type="dxa" w:w="3264"/>
+            <w:tcW w:type="dxa" w:w="3312"/>
             <w:vAlign w:val="center"/>
             <w:tcMar>
               <w:top w:w="90" w:type="dxa"/>
@@ -5283,7 +5289,7 @@
       <w:tr>
         <w:tc>
           <w:tcPr>
-            <w:tcW w:type="dxa" w:w="3264"/>
+            <w:tcW w:type="dxa" w:w="1512"/>
             <w:vAlign w:val="center"/>
             <w:tcMar>
               <w:top w:w="90" w:type="dxa"/>
@@ -5316,7 +5322,7 @@
         </w:tc>
         <w:tc>
           <w:tcPr>
-            <w:tcW w:type="dxa" w:w="3264"/>
+            <w:tcW w:type="dxa" w:w="4680"/>
             <w:vAlign w:val="center"/>
             <w:tcMar>
               <w:top w:w="90" w:type="dxa"/>
@@ -5349,7 +5355,7 @@
         </w:tc>
         <w:tc>
           <w:tcPr>
-            <w:tcW w:type="dxa" w:w="3264"/>
+            <w:tcW w:type="dxa" w:w="3312"/>
             <w:vAlign w:val="center"/>
             <w:tcMar>
               <w:top w:w="90" w:type="dxa"/>
@@ -5384,7 +5390,7 @@
       <w:tr>
         <w:tc>
           <w:tcPr>
-            <w:tcW w:type="dxa" w:w="3264"/>
+            <w:tcW w:type="dxa" w:w="1512"/>
             <w:vAlign w:val="center"/>
             <w:tcMar>
               <w:top w:w="90" w:type="dxa"/>
@@ -5417,7 +5423,7 @@
         </w:tc>
         <w:tc>
           <w:tcPr>
-            <w:tcW w:type="dxa" w:w="3264"/>
+            <w:tcW w:type="dxa" w:w="4680"/>
             <w:vAlign w:val="center"/>
             <w:tcMar>
               <w:top w:w="90" w:type="dxa"/>
@@ -5450,7 +5456,7 @@
         </w:tc>
         <w:tc>
           <w:tcPr>
-            <w:tcW w:type="dxa" w:w="3264"/>
+            <w:tcW w:type="dxa" w:w="3312"/>
             <w:vAlign w:val="center"/>
             <w:tcMar>
               <w:top w:w="90" w:type="dxa"/>
@@ -5577,9 +5583,9 @@
         <w:tblLook w:firstColumn="1" w:firstRow="1" w:lastColumn="0" w:lastRow="0" w:noHBand="0" w:noVBand="1" w:val="04A0"/>
       </w:tblPr>
       <w:tblGrid>
-        <w:gridCol w:w="3264"/>
-        <w:gridCol w:w="3264"/>
-        <w:gridCol w:w="3264"/>
+        <w:gridCol w:w="1584"/>
+        <w:gridCol w:w="3816"/>
+        <w:gridCol w:w="4104"/>
       </w:tblGrid>
       <w:tr>
         <w:trPr>
@@ -5688,7 +5694,7 @@
       <w:tr>
         <w:tc>
           <w:tcPr>
-            <w:tcW w:type="dxa" w:w="3264"/>
+            <w:tcW w:type="dxa" w:w="1584"/>
             <w:vAlign w:val="center"/>
             <w:tcMar>
               <w:top w:w="90" w:type="dxa"/>
@@ -5721,7 +5727,7 @@
         </w:tc>
         <w:tc>
           <w:tcPr>
-            <w:tcW w:type="dxa" w:w="3264"/>
+            <w:tcW w:type="dxa" w:w="3816"/>
             <w:vAlign w:val="center"/>
             <w:tcMar>
               <w:top w:w="90" w:type="dxa"/>
@@ -5754,7 +5760,7 @@
         </w:tc>
         <w:tc>
           <w:tcPr>
-            <w:tcW w:type="dxa" w:w="3264"/>
+            <w:tcW w:type="dxa" w:w="4104"/>
             <w:vAlign w:val="center"/>
             <w:tcMar>
               <w:top w:w="90" w:type="dxa"/>
@@ -5789,7 +5795,7 @@
       <w:tr>
         <w:tc>
           <w:tcPr>
-            <w:tcW w:type="dxa" w:w="3264"/>
+            <w:tcW w:type="dxa" w:w="1584"/>
             <w:vAlign w:val="center"/>
             <w:tcMar>
               <w:top w:w="90" w:type="dxa"/>
@@ -5822,7 +5828,7 @@
         </w:tc>
         <w:tc>
           <w:tcPr>
-            <w:tcW w:type="dxa" w:w="3264"/>
+            <w:tcW w:type="dxa" w:w="3816"/>
             <w:vAlign w:val="center"/>
             <w:tcMar>
               <w:top w:w="90" w:type="dxa"/>
@@ -5855,7 +5861,7 @@
         </w:tc>
         <w:tc>
           <w:tcPr>
-            <w:tcW w:type="dxa" w:w="3264"/>
+            <w:tcW w:type="dxa" w:w="4104"/>
             <w:vAlign w:val="center"/>
             <w:tcMar>
               <w:top w:w="90" w:type="dxa"/>
@@ -5890,7 +5896,7 @@
       <w:tr>
         <w:tc>
           <w:tcPr>
-            <w:tcW w:type="dxa" w:w="3264"/>
+            <w:tcW w:type="dxa" w:w="1584"/>
             <w:vAlign w:val="center"/>
             <w:tcMar>
               <w:top w:w="90" w:type="dxa"/>
@@ -5923,7 +5929,7 @@
         </w:tc>
         <w:tc>
           <w:tcPr>
-            <w:tcW w:type="dxa" w:w="3264"/>
+            <w:tcW w:type="dxa" w:w="3816"/>
             <w:vAlign w:val="center"/>
             <w:tcMar>
               <w:top w:w="90" w:type="dxa"/>
@@ -5956,7 +5962,7 @@
         </w:tc>
         <w:tc>
           <w:tcPr>
-            <w:tcW w:type="dxa" w:w="3264"/>
+            <w:tcW w:type="dxa" w:w="4104"/>
             <w:vAlign w:val="center"/>
             <w:tcMar>
               <w:top w:w="90" w:type="dxa"/>
@@ -5991,7 +5997,7 @@
       <w:tr>
         <w:tc>
           <w:tcPr>
-            <w:tcW w:type="dxa" w:w="3264"/>
+            <w:tcW w:type="dxa" w:w="1584"/>
             <w:vAlign w:val="center"/>
             <w:tcMar>
               <w:top w:w="90" w:type="dxa"/>
@@ -6024,7 +6030,7 @@
         </w:tc>
         <w:tc>
           <w:tcPr>
-            <w:tcW w:type="dxa" w:w="3264"/>
+            <w:tcW w:type="dxa" w:w="3816"/>
             <w:vAlign w:val="center"/>
             <w:tcMar>
               <w:top w:w="90" w:type="dxa"/>
@@ -6057,7 +6063,7 @@
         </w:tc>
         <w:tc>
           <w:tcPr>
-            <w:tcW w:type="dxa" w:w="3264"/>
+            <w:tcW w:type="dxa" w:w="4104"/>
             <w:vAlign w:val="center"/>
             <w:tcMar>
               <w:top w:w="90" w:type="dxa"/>
@@ -6092,7 +6098,7 @@
       <w:tr>
         <w:tc>
           <w:tcPr>
-            <w:tcW w:type="dxa" w:w="3264"/>
+            <w:tcW w:type="dxa" w:w="1584"/>
             <w:vAlign w:val="center"/>
             <w:tcMar>
               <w:top w:w="90" w:type="dxa"/>
@@ -6125,7 +6131,7 @@
         </w:tc>
         <w:tc>
           <w:tcPr>
-            <w:tcW w:type="dxa" w:w="3264"/>
+            <w:tcW w:type="dxa" w:w="3816"/>
             <w:vAlign w:val="center"/>
             <w:tcMar>
               <w:top w:w="90" w:type="dxa"/>
@@ -6158,7 +6164,7 @@
         </w:tc>
         <w:tc>
           <w:tcPr>
-            <w:tcW w:type="dxa" w:w="3264"/>
+            <w:tcW w:type="dxa" w:w="4104"/>
             <w:vAlign w:val="center"/>
             <w:tcMar>
               <w:top w:w="90" w:type="dxa"/>
@@ -6237,9 +6243,9 @@
         <w:tblLook w:firstColumn="1" w:firstRow="1" w:lastColumn="0" w:lastRow="0" w:noHBand="0" w:noVBand="1" w:val="04A0"/>
       </w:tblPr>
       <w:tblGrid>
-        <w:gridCol w:w="3264"/>
-        <w:gridCol w:w="3264"/>
-        <w:gridCol w:w="3264"/>
+        <w:gridCol w:w="792"/>
+        <w:gridCol w:w="4824"/>
+        <w:gridCol w:w="3888"/>
       </w:tblGrid>
       <w:tr>
         <w:trPr>
@@ -6348,7 +6354,7 @@
       <w:tr>
         <w:tc>
           <w:tcPr>
-            <w:tcW w:type="dxa" w:w="3264"/>
+            <w:tcW w:type="dxa" w:w="792"/>
             <w:vAlign w:val="center"/>
             <w:tcMar>
               <w:top w:w="90" w:type="dxa"/>
@@ -6381,7 +6387,7 @@
         </w:tc>
         <w:tc>
           <w:tcPr>
-            <w:tcW w:type="dxa" w:w="3264"/>
+            <w:tcW w:type="dxa" w:w="4824"/>
             <w:vAlign w:val="center"/>
             <w:tcMar>
               <w:top w:w="90" w:type="dxa"/>
@@ -6408,13 +6414,13 @@
                 <w:color w:val="191919"/>
                 <w:sz w:val="17"/>
               </w:rPr>
-              <w:t>IndicatorCodeExamples/LiqNarrativeSol_Advanced.mq5</w:t>
+              <w:t>IndicatorCodeExamples/​LiqNarrativeSol_Advanced.mq5</w:t>
             </w:r>
           </w:p>
         </w:tc>
         <w:tc>
           <w:tcPr>
-            <w:tcW w:type="dxa" w:w="3264"/>
+            <w:tcW w:type="dxa" w:w="3888"/>
             <w:vAlign w:val="center"/>
             <w:tcMar>
               <w:top w:w="90" w:type="dxa"/>
@@ -6449,7 +6455,7 @@
       <w:tr>
         <w:tc>
           <w:tcPr>
-            <w:tcW w:type="dxa" w:w="3264"/>
+            <w:tcW w:type="dxa" w:w="792"/>
             <w:vAlign w:val="center"/>
             <w:tcMar>
               <w:top w:w="90" w:type="dxa"/>
@@ -6482,7 +6488,7 @@
         </w:tc>
         <w:tc>
           <w:tcPr>
-            <w:tcW w:type="dxa" w:w="3264"/>
+            <w:tcW w:type="dxa" w:w="4824"/>
             <w:vAlign w:val="center"/>
             <w:tcMar>
               <w:top w:w="90" w:type="dxa"/>
@@ -6509,13 +6515,13 @@
                 <w:color w:val="191919"/>
                 <w:sz w:val="17"/>
               </w:rPr>
-              <w:t>IndicatorCodeExamples/OrbUltimateEA_StrategyLibrary.mq5</w:t>
+              <w:t>IndicatorCodeExamples/​OrbUltimateEA_StrategyLibrary.mq5</w:t>
             </w:r>
           </w:p>
         </w:tc>
         <w:tc>
           <w:tcPr>
-            <w:tcW w:type="dxa" w:w="3264"/>
+            <w:tcW w:type="dxa" w:w="3888"/>
             <w:vAlign w:val="center"/>
             <w:tcMar>
               <w:top w:w="90" w:type="dxa"/>
@@ -6550,7 +6556,7 @@
       <w:tr>
         <w:tc>
           <w:tcPr>
-            <w:tcW w:type="dxa" w:w="3264"/>
+            <w:tcW w:type="dxa" w:w="792"/>
             <w:vAlign w:val="center"/>
             <w:tcMar>
               <w:top w:w="90" w:type="dxa"/>
@@ -6583,7 +6589,7 @@
         </w:tc>
         <w:tc>
           <w:tcPr>
-            <w:tcW w:type="dxa" w:w="3264"/>
+            <w:tcW w:type="dxa" w:w="4824"/>
             <w:vAlign w:val="center"/>
             <w:tcMar>
               <w:top w:w="90" w:type="dxa"/>
@@ -6610,13 +6616,13 @@
                 <w:color w:val="191919"/>
                 <w:sz w:val="17"/>
               </w:rPr>
-              <w:t>IndicatorCodeExamples/NasUltimate_SATS_PartialNoBE_EA.mq5</w:t>
+              <w:t>IndicatorCodeExamples/​NasUltimate_SATS_PartialNoBE_EA.mq5</w:t>
             </w:r>
           </w:p>
         </w:tc>
         <w:tc>
           <w:tcPr>
-            <w:tcW w:type="dxa" w:w="3264"/>
+            <w:tcW w:type="dxa" w:w="3888"/>
             <w:vAlign w:val="center"/>
             <w:tcMar>
               <w:top w:w="90" w:type="dxa"/>
@@ -6651,7 +6657,7 @@
       <w:tr>
         <w:tc>
           <w:tcPr>
-            <w:tcW w:type="dxa" w:w="3264"/>
+            <w:tcW w:type="dxa" w:w="792"/>
             <w:vAlign w:val="center"/>
             <w:tcMar>
               <w:top w:w="90" w:type="dxa"/>
@@ -6684,7 +6690,7 @@
         </w:tc>
         <w:tc>
           <w:tcPr>
-            <w:tcW w:type="dxa" w:w="3264"/>
+            <w:tcW w:type="dxa" w:w="4824"/>
             <w:vAlign w:val="center"/>
             <w:tcMar>
               <w:top w:w="90" w:type="dxa"/>
@@ -6711,13 +6717,13 @@
                 <w:color w:val="191919"/>
                 <w:sz w:val="17"/>
               </w:rPr>
-              <w:t>IndicatorCodeExamples/MaCrossOverEA.mq5</w:t>
+              <w:t>IndicatorCodeExamples/​MaCrossOverEA.mq5</w:t>
             </w:r>
           </w:p>
         </w:tc>
         <w:tc>
           <w:tcPr>
-            <w:tcW w:type="dxa" w:w="3264"/>
+            <w:tcW w:type="dxa" w:w="3888"/>
             <w:vAlign w:val="center"/>
             <w:tcMar>
               <w:top w:w="90" w:type="dxa"/>
@@ -6752,7 +6758,7 @@
       <w:tr>
         <w:tc>
           <w:tcPr>
-            <w:tcW w:type="dxa" w:w="3264"/>
+            <w:tcW w:type="dxa" w:w="792"/>
             <w:vAlign w:val="center"/>
             <w:tcMar>
               <w:top w:w="90" w:type="dxa"/>
@@ -6785,7 +6791,7 @@
         </w:tc>
         <w:tc>
           <w:tcPr>
-            <w:tcW w:type="dxa" w:w="3264"/>
+            <w:tcW w:type="dxa" w:w="4824"/>
             <w:vAlign w:val="center"/>
             <w:tcMar>
               <w:top w:w="90" w:type="dxa"/>
@@ -6812,13 +6818,13 @@
                 <w:color w:val="191919"/>
                 <w:sz w:val="17"/>
               </w:rPr>
-              <w:t>IndicatorCodeExamples/OrbUltimate_cTrader_Listener.cs</w:t>
+              <w:t>IndicatorCodeExamples/​OrbUltimate_cTrader_Listener.cs</w:t>
             </w:r>
           </w:p>
         </w:tc>
         <w:tc>
           <w:tcPr>
-            <w:tcW w:type="dxa" w:w="3264"/>
+            <w:tcW w:type="dxa" w:w="3888"/>
             <w:vAlign w:val="center"/>
             <w:tcMar>
               <w:top w:w="90" w:type="dxa"/>
@@ -6853,7 +6859,7 @@
       <w:tr>
         <w:tc>
           <w:tcPr>
-            <w:tcW w:type="dxa" w:w="3264"/>
+            <w:tcW w:type="dxa" w:w="792"/>
             <w:vAlign w:val="center"/>
             <w:tcMar>
               <w:top w:w="90" w:type="dxa"/>
@@ -6886,7 +6892,7 @@
         </w:tc>
         <w:tc>
           <w:tcPr>
-            <w:tcW w:type="dxa" w:w="3264"/>
+            <w:tcW w:type="dxa" w:w="4824"/>
             <w:vAlign w:val="center"/>
             <w:tcMar>
               <w:top w:w="90" w:type="dxa"/>
@@ -6913,13 +6919,13 @@
                 <w:color w:val="191919"/>
                 <w:sz w:val="17"/>
               </w:rPr>
-              <w:t>IndicatorCodeExamples/NinjaTrader/OrbUltimate_NinjaTrader_Listener.cs</w:t>
+              <w:t>IndicatorCodeExamples/​NinjaTrader/​OrbUltimate_NinjaTrader_Listener.cs</w:t>
             </w:r>
           </w:p>
         </w:tc>
         <w:tc>
           <w:tcPr>
-            <w:tcW w:type="dxa" w:w="3264"/>
+            <w:tcW w:type="dxa" w:w="3888"/>
             <w:vAlign w:val="center"/>
             <w:tcMar>
               <w:top w:w="90" w:type="dxa"/>
@@ -6954,7 +6960,7 @@
       <w:tr>
         <w:tc>
           <w:tcPr>
-            <w:tcW w:type="dxa" w:w="3264"/>
+            <w:tcW w:type="dxa" w:w="792"/>
             <w:vAlign w:val="center"/>
             <w:tcMar>
               <w:top w:w="90" w:type="dxa"/>
@@ -6987,7 +6993,7 @@
         </w:tc>
         <w:tc>
           <w:tcPr>
-            <w:tcW w:type="dxa" w:w="3264"/>
+            <w:tcW w:type="dxa" w:w="4824"/>
             <w:vAlign w:val="center"/>
             <w:tcMar>
               <w:top w:w="90" w:type="dxa"/>
@@ -7014,13 +7020,13 @@
                 <w:color w:val="191919"/>
                 <w:sz w:val="17"/>
               </w:rPr>
-              <w:t>IndicatorCodeExamples/Quantower/OrbUltimate_Quantower_Listener.cs</w:t>
+              <w:t>IndicatorCodeExamples/​Quantower/​OrbUltimate_Quantower_Listener.cs</w:t>
             </w:r>
           </w:p>
         </w:tc>
         <w:tc>
           <w:tcPr>
-            <w:tcW w:type="dxa" w:w="3264"/>
+            <w:tcW w:type="dxa" w:w="3888"/>
             <w:vAlign w:val="center"/>
             <w:tcMar>
               <w:top w:w="90" w:type="dxa"/>
@@ -7055,7 +7061,7 @@
       <w:tr>
         <w:tc>
           <w:tcPr>
-            <w:tcW w:type="dxa" w:w="3264"/>
+            <w:tcW w:type="dxa" w:w="792"/>
             <w:vAlign w:val="center"/>
             <w:tcMar>
               <w:top w:w="90" w:type="dxa"/>
@@ -7088,7 +7094,7 @@
         </w:tc>
         <w:tc>
           <w:tcPr>
-            <w:tcW w:type="dxa" w:w="3264"/>
+            <w:tcW w:type="dxa" w:w="4824"/>
             <w:vAlign w:val="center"/>
             <w:tcMar>
               <w:top w:w="90" w:type="dxa"/>
@@ -7115,13 +7121,13 @@
                 <w:color w:val="191919"/>
                 <w:sz w:val="17"/>
               </w:rPr>
-              <w:t>IndicatorCodeExamples/macrossover/README.md</w:t>
+              <w:t>IndicatorCodeExamples/​macrossover/​README.md</w:t>
             </w:r>
           </w:p>
         </w:tc>
         <w:tc>
           <w:tcPr>
-            <w:tcW w:type="dxa" w:w="3264"/>
+            <w:tcW w:type="dxa" w:w="3888"/>
             <w:vAlign w:val="center"/>
             <w:tcMar>
               <w:top w:w="90" w:type="dxa"/>
@@ -7156,7 +7162,7 @@
       <w:tr>
         <w:tc>
           <w:tcPr>
-            <w:tcW w:type="dxa" w:w="3264"/>
+            <w:tcW w:type="dxa" w:w="792"/>
             <w:vAlign w:val="center"/>
             <w:tcMar>
               <w:top w:w="90" w:type="dxa"/>
@@ -7189,7 +7195,7 @@
         </w:tc>
         <w:tc>
           <w:tcPr>
-            <w:tcW w:type="dxa" w:w="3264"/>
+            <w:tcW w:type="dxa" w:w="4824"/>
             <w:vAlign w:val="center"/>
             <w:tcMar>
               <w:top w:w="90" w:type="dxa"/>
@@ -7216,13 +7222,13 @@
                 <w:color w:val="191919"/>
                 <w:sz w:val="17"/>
               </w:rPr>
-              <w:t>docs/MT5_EVENT_VALIDATION_PIPELINE.md</w:t>
+              <w:t>docs/​MT5_EVENT_VALIDATION_PIPELINE.md</w:t>
             </w:r>
           </w:p>
         </w:tc>
         <w:tc>
           <w:tcPr>
-            <w:tcW w:type="dxa" w:w="3264"/>
+            <w:tcW w:type="dxa" w:w="3888"/>
             <w:vAlign w:val="center"/>
             <w:tcMar>
               <w:top w:w="90" w:type="dxa"/>
@@ -7257,7 +7263,7 @@
       <w:tr>
         <w:tc>
           <w:tcPr>
-            <w:tcW w:type="dxa" w:w="3264"/>
+            <w:tcW w:type="dxa" w:w="792"/>
             <w:vAlign w:val="center"/>
             <w:tcMar>
               <w:top w:w="90" w:type="dxa"/>
@@ -7290,7 +7296,7 @@
         </w:tc>
         <w:tc>
           <w:tcPr>
-            <w:tcW w:type="dxa" w:w="3264"/>
+            <w:tcW w:type="dxa" w:w="4824"/>
             <w:vAlign w:val="center"/>
             <w:tcMar>
               <w:top w:w="90" w:type="dxa"/>
@@ -7317,13 +7323,13 @@
                 <w:color w:val="191919"/>
                 <w:sz w:val="17"/>
               </w:rPr>
-              <w:t>docs/NAS_StrategyLibrary_Implementation.md</w:t>
+              <w:t>docs/​NAS_StrategyLibrary_Implementation.md</w:t>
             </w:r>
           </w:p>
         </w:tc>
         <w:tc>
           <w:tcPr>
-            <w:tcW w:type="dxa" w:w="3264"/>
+            <w:tcW w:type="dxa" w:w="3888"/>
             <w:vAlign w:val="center"/>
             <w:tcMar>
               <w:top w:w="90" w:type="dxa"/>
@@ -7358,7 +7364,7 @@
       <w:tr>
         <w:tc>
           <w:tcPr>
-            <w:tcW w:type="dxa" w:w="3264"/>
+            <w:tcW w:type="dxa" w:w="792"/>
             <w:vAlign w:val="center"/>
             <w:tcMar>
               <w:top w:w="90" w:type="dxa"/>
@@ -7391,7 +7397,7 @@
         </w:tc>
         <w:tc>
           <w:tcPr>
-            <w:tcW w:type="dxa" w:w="3264"/>
+            <w:tcW w:type="dxa" w:w="4824"/>
             <w:vAlign w:val="center"/>
             <w:tcMar>
               <w:top w:w="90" w:type="dxa"/>
@@ -7418,13 +7424,13 @@
                 <w:color w:val="191919"/>
                 <w:sz w:val="17"/>
               </w:rPr>
-              <w:t>docs/ORB_ML_Research_And_Validation.md</w:t>
+              <w:t>docs/​ORB_ML_Research_And_Validation.md</w:t>
             </w:r>
           </w:p>
         </w:tc>
         <w:tc>
           <w:tcPr>
-            <w:tcW w:type="dxa" w:w="3264"/>
+            <w:tcW w:type="dxa" w:w="3888"/>
             <w:vAlign w:val="center"/>
             <w:tcMar>
               <w:top w:w="90" w:type="dxa"/>
@@ -7459,7 +7465,7 @@
       <w:tr>
         <w:tc>
           <w:tcPr>
-            <w:tcW w:type="dxa" w:w="3264"/>
+            <w:tcW w:type="dxa" w:w="792"/>
             <w:vAlign w:val="center"/>
             <w:tcMar>
               <w:top w:w="90" w:type="dxa"/>
@@ -7492,7 +7498,7 @@
         </w:tc>
         <w:tc>
           <w:tcPr>
-            <w:tcW w:type="dxa" w:w="3264"/>
+            <w:tcW w:type="dxa" w:w="4824"/>
             <w:vAlign w:val="center"/>
             <w:tcMar>
               <w:top w:w="90" w:type="dxa"/>
@@ -7519,13 +7525,13 @@
                 <w:color w:val="191919"/>
                 <w:sz w:val="17"/>
               </w:rPr>
-              <w:t>docs/ORB_Current_vs_R7_Comparison.md</w:t>
+              <w:t>docs/​ORB_Current_vs_R7_Comparison.md</w:t>
             </w:r>
           </w:p>
         </w:tc>
         <w:tc>
           <w:tcPr>
-            <w:tcW w:type="dxa" w:w="3264"/>
+            <w:tcW w:type="dxa" w:w="3888"/>
             <w:vAlign w:val="center"/>
             <w:tcMar>
               <w:top w:w="90" w:type="dxa"/>
@@ -7560,7 +7566,7 @@
       <w:tr>
         <w:tc>
           <w:tcPr>
-            <w:tcW w:type="dxa" w:w="3264"/>
+            <w:tcW w:type="dxa" w:w="792"/>
             <w:vAlign w:val="center"/>
             <w:tcMar>
               <w:top w:w="90" w:type="dxa"/>
@@ -7593,7 +7599,7 @@
         </w:tc>
         <w:tc>
           <w:tcPr>
-            <w:tcW w:type="dxa" w:w="3264"/>
+            <w:tcW w:type="dxa" w:w="4824"/>
             <w:vAlign w:val="center"/>
             <w:tcMar>
               <w:top w:w="90" w:type="dxa"/>
@@ -7620,13 +7626,13 @@
                 <w:color w:val="191919"/>
                 <w:sz w:val="17"/>
               </w:rPr>
-              <w:t>docs/ORB_ChampionCalibration_R8_Results.md</w:t>
+              <w:t>docs/​ORB_ChampionCalibration_R8_Results.md</w:t>
             </w:r>
           </w:p>
         </w:tc>
         <w:tc>
           <w:tcPr>
-            <w:tcW w:type="dxa" w:w="3264"/>
+            <w:tcW w:type="dxa" w:w="3888"/>
             <w:vAlign w:val="center"/>
             <w:tcMar>
               <w:top w:w="90" w:type="dxa"/>
